--- a/KHBD_Tin_học/Lớp_6/Tiết_00/KHBD_Tin_hoc_Lớp_6_Tiet00_Định_hướng_môn_học_Tin_học_6_-_Phương_ph.docx
+++ b/KHBD_Tin_học/Lớp_6/Tiết_00/KHBD_Tin_hoc_Lớp_6_Tiet00_Định_hướng_môn_học_Tin_học_6_-_Phương_ph.docx
@@ -742,93 +742,388 @@
         <w:t>GV trình chiếu và dẫn dắt thảo luận.</w:t>
       </w:r>
     </w:p>
-    <w:p>
-      <w:pPr>
-        <w:spacing w:after="0" w:line="276" w:lineRule="auto"/>
-        <w:ind w:firstLine="567"/>
-      </w:pPr>
-      <w:r>
-        <w:rPr>
-          <w:rFonts w:ascii="Times New Roman" w:hAnsi="Times New Roman" w:cs="Times New Roman" w:eastAsia="Times New Roman"/>
-          <w:i/>
-          <w:sz w:val="26"/>
-        </w:rPr>
-        <w:t>Bước 1. Chuyển giao nhiệm vụ học tập</w:t>
-      </w:r>
-      <w:r>
-        <w:rPr>
-          <w:rFonts w:ascii="Times New Roman" w:hAnsi="Times New Roman" w:cs="Times New Roman" w:eastAsia="Times New Roman"/>
-          <w:sz w:val="26"/>
-        </w:rPr>
-        <w:br/>
-        <w:t>GV phát video chào mừng khối 6.</w:t>
-      </w:r>
-    </w:p>
-    <w:p>
-      <w:pPr>
-        <w:spacing w:after="0" w:line="276" w:lineRule="auto"/>
-        <w:ind w:firstLine="567"/>
-      </w:pPr>
-      <w:r>
-        <w:rPr>
-          <w:rFonts w:ascii="Times New Roman" w:hAnsi="Times New Roman" w:cs="Times New Roman" w:eastAsia="Times New Roman"/>
-          <w:i/>
-          <w:sz w:val="26"/>
-        </w:rPr>
-        <w:t>Bước 2. Học sinh tiếp nhận nhiệm vụ học tập</w:t>
-      </w:r>
-      <w:r>
-        <w:rPr>
-          <w:rFonts w:ascii="Times New Roman" w:hAnsi="Times New Roman" w:cs="Times New Roman" w:eastAsia="Times New Roman"/>
-          <w:sz w:val="26"/>
-        </w:rPr>
-        <w:br/>
-        <w:t>HS xem video và suy nghĩ câu hỏi.</w:t>
-      </w:r>
-    </w:p>
-    <w:p>
-      <w:pPr>
-        <w:spacing w:after="0" w:line="276" w:lineRule="auto"/>
-        <w:ind w:firstLine="567"/>
-      </w:pPr>
-      <w:r>
-        <w:rPr>
-          <w:rFonts w:ascii="Times New Roman" w:hAnsi="Times New Roman" w:cs="Times New Roman" w:eastAsia="Times New Roman"/>
-          <w:i/>
-          <w:sz w:val="26"/>
-        </w:rPr>
-        <w:t>Bước 3. Báo cáo kết quả hoạt động</w:t>
-      </w:r>
-      <w:r>
-        <w:rPr>
-          <w:rFonts w:ascii="Times New Roman" w:hAnsi="Times New Roman" w:cs="Times New Roman" w:eastAsia="Times New Roman"/>
-          <w:sz w:val="26"/>
-        </w:rPr>
-        <w:br/>
-        <w:t>2-3 HS phát biểu suy nghĩ.</w:t>
-      </w:r>
-    </w:p>
-    <w:p>
-      <w:pPr>
-        <w:spacing w:after="0" w:line="276" w:lineRule="auto"/>
-        <w:ind w:firstLine="567"/>
-      </w:pPr>
-      <w:r>
-        <w:rPr>
-          <w:rFonts w:ascii="Times New Roman" w:hAnsi="Times New Roman" w:cs="Times New Roman" w:eastAsia="Times New Roman"/>
-          <w:i/>
-          <w:sz w:val="26"/>
-        </w:rPr>
-        <w:t>Bước 4. Đánh giá kết quả thực hiện nhiệm vụ</w:t>
-      </w:r>
-      <w:r>
-        <w:rPr>
-          <w:rFonts w:ascii="Times New Roman" w:hAnsi="Times New Roman" w:cs="Times New Roman" w:eastAsia="Times New Roman"/>
-          <w:sz w:val="26"/>
-        </w:rPr>
-        <w:br/>
-        <w:t>GV tổng kết, nhấn mạnh bước chuyển mình quan trọng sang cấp THCS.</w:t>
-      </w:r>
+    <w:tbl>
+      <w:tblPr>
+        <w:tblW w:type="auto" w:w="0"/>
+        <w:tblLook w:firstColumn="1" w:firstRow="1" w:lastColumn="0" w:lastRow="0" w:noHBand="0" w:noVBand="1" w:val="04A0"/>
+        <w:tblBorders>
+          <w:top w:val="single" w:sz="4" w:color="000000" w:space="0"/>
+          <w:left w:val="single" w:sz="4" w:color="000000" w:space="0"/>
+          <w:bottom w:val="single" w:sz="4" w:color="000000" w:space="0"/>
+          <w:right w:val="single" w:sz="4" w:color="000000" w:space="0"/>
+          <w:insideH w:val="single" w:sz="4" w:color="000000" w:space="0"/>
+          <w:insideV w:val="single" w:sz="4" w:color="000000" w:space="0"/>
+        </w:tblBorders>
+      </w:tblPr>
+      <w:tblGrid>
+        <w:gridCol w:w="1805"/>
+        <w:gridCol w:w="3610"/>
+        <w:gridCol w:w="3611"/>
+      </w:tblGrid>
+      <w:tblGrid>
+        <w:gridCol w:w="3198"/>
+        <w:gridCol w:w="3198"/>
+        <w:gridCol w:w="3198"/>
+      </w:tblGrid>
+      <w:tr>
+        <w:tc>
+          <w:tcPr>
+            <w:tcW w:type="dxa" w:w="3198"/>
+          </w:tcPr>
+          <w:p>
+            <w:pPr>
+              <w:spacing w:line="276" w:lineRule="auto"/>
+              <w:jc w:val="center"/>
+            </w:pPr>
+            <w:r>
+              <w:rPr>
+                <w:rFonts w:ascii="Times New Roman" w:hAnsi="Times New Roman" w:cs="Times New Roman" w:eastAsia="Times New Roman"/>
+                <w:b/>
+                <w:i w:val="0"/>
+                <w:sz w:val="26"/>
+              </w:rPr>
+              <w:t>Bước</w:t>
+            </w:r>
+          </w:p>
+        </w:tc>
+        <w:tc>
+          <w:tcPr>
+            <w:tcW w:type="dxa" w:w="3198"/>
+          </w:tcPr>
+          <w:p>
+            <w:pPr>
+              <w:spacing w:line="276" w:lineRule="auto"/>
+              <w:jc w:val="center"/>
+            </w:pPr>
+            <w:r>
+              <w:rPr>
+                <w:rFonts w:ascii="Times New Roman" w:hAnsi="Times New Roman" w:cs="Times New Roman" w:eastAsia="Times New Roman"/>
+                <w:b/>
+                <w:i w:val="0"/>
+                <w:sz w:val="26"/>
+              </w:rPr>
+              <w:t>Hoạt động của GV</w:t>
+            </w:r>
+          </w:p>
+        </w:tc>
+        <w:tc>
+          <w:tcPr>
+            <w:tcW w:type="dxa" w:w="3198"/>
+          </w:tcPr>
+          <w:p>
+            <w:pPr>
+              <w:spacing w:line="276" w:lineRule="auto"/>
+              <w:jc w:val="center"/>
+            </w:pPr>
+            <w:r>
+              <w:rPr>
+                <w:rFonts w:ascii="Times New Roman" w:hAnsi="Times New Roman" w:cs="Times New Roman" w:eastAsia="Times New Roman"/>
+                <w:b/>
+                <w:i w:val="0"/>
+                <w:sz w:val="26"/>
+              </w:rPr>
+              <w:t>Hoạt động của HS</w:t>
+            </w:r>
+          </w:p>
+        </w:tc>
+      </w:tr>
+      <w:tr>
+        <w:tc>
+          <w:tcPr>
+            <w:tcW w:type="dxa" w:w="1805"/>
+          </w:tcPr>
+          <w:p>
+            <w:pPr>
+              <w:spacing w:line="276" w:lineRule="auto"/>
+              <w:jc w:val="center"/>
+            </w:pPr>
+            <w:r>
+              <w:rPr>
+                <w:rFonts w:ascii="Times New Roman" w:hAnsi="Times New Roman" w:cs="Times New Roman" w:eastAsia="Times New Roman"/>
+                <w:b/>
+                <w:i/>
+                <w:sz w:val="26"/>
+              </w:rPr>
+              <w:t>Bước 1:</w:t>
+            </w:r>
+          </w:p>
+          <w:p>
+            <w:r>
+              <w:rPr>
+                <w:rFonts w:ascii="Times New Roman" w:hAnsi="Times New Roman" w:cs="Times New Roman" w:eastAsia="Times New Roman"/>
+                <w:b/>
+                <w:i/>
+                <w:sz w:val="26"/>
+              </w:rPr>
+              <w:t>Chuyển giao</w:t>
+            </w:r>
+          </w:p>
+          <w:p>
+            <w:r>
+              <w:rPr>
+                <w:rFonts w:ascii="Times New Roman" w:hAnsi="Times New Roman" w:cs="Times New Roman" w:eastAsia="Times New Roman"/>
+                <w:b/>
+                <w:i/>
+                <w:sz w:val="26"/>
+              </w:rPr>
+              <w:t>nhiệm vụ học tập</w:t>
+            </w:r>
+          </w:p>
+        </w:tc>
+        <w:tc>
+          <w:tcPr>
+            <w:tcW w:type="dxa" w:w="3610"/>
+          </w:tcPr>
+          <w:p>
+            <w:pPr>
+              <w:spacing w:line="276" w:lineRule="auto"/>
+            </w:pPr>
+            <w:r>
+              <w:rPr>
+                <w:rFonts w:ascii="Times New Roman" w:hAnsi="Times New Roman" w:cs="Times New Roman" w:eastAsia="Times New Roman"/>
+                <w:b w:val="0"/>
+                <w:i w:val="0"/>
+                <w:sz w:val="26"/>
+              </w:rPr>
+              <w:t>GV phát video chào mừng khối 6.</w:t>
+            </w:r>
+          </w:p>
+        </w:tc>
+        <w:tc>
+          <w:tcPr>
+            <w:tcW w:type="dxa" w:w="3611"/>
+          </w:tcPr>
+          <w:p>
+            <w:pPr>
+              <w:spacing w:line="276" w:lineRule="auto"/>
+            </w:pPr>
+          </w:p>
+        </w:tc>
+      </w:tr>
+      <w:tr>
+        <w:tc>
+          <w:tcPr>
+            <w:tcW w:type="dxa" w:w="1805"/>
+          </w:tcPr>
+          <w:p>
+            <w:pPr>
+              <w:spacing w:line="276" w:lineRule="auto"/>
+              <w:jc w:val="center"/>
+            </w:pPr>
+            <w:r>
+              <w:rPr>
+                <w:rFonts w:ascii="Times New Roman" w:hAnsi="Times New Roman" w:cs="Times New Roman" w:eastAsia="Times New Roman"/>
+                <w:b/>
+                <w:i/>
+                <w:sz w:val="26"/>
+              </w:rPr>
+              <w:t>Bước 2:</w:t>
+            </w:r>
+          </w:p>
+          <w:p>
+            <w:r>
+              <w:rPr>
+                <w:rFonts w:ascii="Times New Roman" w:hAnsi="Times New Roman" w:cs="Times New Roman" w:eastAsia="Times New Roman"/>
+                <w:b/>
+                <w:i/>
+                <w:sz w:val="26"/>
+              </w:rPr>
+              <w:t>Học sinh tiếp nhận</w:t>
+            </w:r>
+          </w:p>
+          <w:p>
+            <w:r>
+              <w:rPr>
+                <w:rFonts w:ascii="Times New Roman" w:hAnsi="Times New Roman" w:cs="Times New Roman" w:eastAsia="Times New Roman"/>
+                <w:b/>
+                <w:i/>
+                <w:sz w:val="26"/>
+              </w:rPr>
+              <w:t>nhiệm vụ học tập</w:t>
+            </w:r>
+          </w:p>
+        </w:tc>
+        <w:tc>
+          <w:tcPr>
+            <w:tcW w:type="dxa" w:w="3610"/>
+          </w:tcPr>
+          <w:p>
+            <w:pPr>
+              <w:spacing w:line="276" w:lineRule="auto"/>
+            </w:pPr>
+            <w:r>
+              <w:rPr>
+                <w:rFonts w:ascii="Times New Roman" w:hAnsi="Times New Roman" w:cs="Times New Roman" w:eastAsia="Times New Roman"/>
+                <w:b w:val="0"/>
+                <w:i w:val="0"/>
+                <w:sz w:val="26"/>
+              </w:rPr>
+              <w:t>HS xem video và suy nghĩ câu hỏi.</w:t>
+            </w:r>
+          </w:p>
+        </w:tc>
+        <w:tc>
+          <w:tcPr>
+            <w:tcW w:type="dxa" w:w="3611"/>
+          </w:tcPr>
+          <w:p>
+            <w:pPr>
+              <w:spacing w:line="276" w:lineRule="auto"/>
+            </w:pPr>
+          </w:p>
+        </w:tc>
+      </w:tr>
+      <w:tr>
+        <w:tc>
+          <w:tcPr>
+            <w:tcW w:type="dxa" w:w="1805"/>
+          </w:tcPr>
+          <w:p>
+            <w:pPr>
+              <w:spacing w:line="276" w:lineRule="auto"/>
+              <w:jc w:val="center"/>
+            </w:pPr>
+            <w:r>
+              <w:rPr>
+                <w:rFonts w:ascii="Times New Roman" w:hAnsi="Times New Roman" w:cs="Times New Roman" w:eastAsia="Times New Roman"/>
+                <w:b/>
+                <w:i/>
+                <w:sz w:val="26"/>
+              </w:rPr>
+              <w:t>Bước 3:</w:t>
+            </w:r>
+          </w:p>
+          <w:p>
+            <w:r>
+              <w:rPr>
+                <w:rFonts w:ascii="Times New Roman" w:hAnsi="Times New Roman" w:cs="Times New Roman" w:eastAsia="Times New Roman"/>
+                <w:b/>
+                <w:i/>
+                <w:sz w:val="26"/>
+              </w:rPr>
+              <w:t>Báo cáo kết quả</w:t>
+            </w:r>
+          </w:p>
+          <w:p>
+            <w:r>
+              <w:rPr>
+                <w:rFonts w:ascii="Times New Roman" w:hAnsi="Times New Roman" w:cs="Times New Roman" w:eastAsia="Times New Roman"/>
+                <w:b/>
+                <w:i/>
+                <w:sz w:val="26"/>
+              </w:rPr>
+              <w:t>hoạt động</w:t>
+            </w:r>
+          </w:p>
+        </w:tc>
+        <w:tc>
+          <w:tcPr>
+            <w:tcW w:type="dxa" w:w="3610"/>
+          </w:tcPr>
+          <w:p>
+            <w:pPr>
+              <w:spacing w:line="276" w:lineRule="auto"/>
+            </w:pPr>
+            <w:r>
+              <w:rPr>
+                <w:rFonts w:ascii="Times New Roman" w:hAnsi="Times New Roman" w:cs="Times New Roman" w:eastAsia="Times New Roman"/>
+                <w:b w:val="0"/>
+                <w:i w:val="0"/>
+                <w:sz w:val="26"/>
+              </w:rPr>
+              <w:t>2-3 HS phát biểu suy nghĩ.</w:t>
+            </w:r>
+          </w:p>
+        </w:tc>
+        <w:tc>
+          <w:tcPr>
+            <w:tcW w:type="dxa" w:w="3611"/>
+          </w:tcPr>
+          <w:p>
+            <w:pPr>
+              <w:spacing w:line="276" w:lineRule="auto"/>
+            </w:pPr>
+          </w:p>
+        </w:tc>
+      </w:tr>
+      <w:tr>
+        <w:tc>
+          <w:tcPr>
+            <w:tcW w:type="dxa" w:w="1805"/>
+          </w:tcPr>
+          <w:p>
+            <w:pPr>
+              <w:spacing w:line="276" w:lineRule="auto"/>
+              <w:jc w:val="center"/>
+            </w:pPr>
+            <w:r>
+              <w:rPr>
+                <w:rFonts w:ascii="Times New Roman" w:hAnsi="Times New Roman" w:cs="Times New Roman" w:eastAsia="Times New Roman"/>
+                <w:b/>
+                <w:i/>
+                <w:sz w:val="26"/>
+              </w:rPr>
+              <w:t>Bước 4:</w:t>
+            </w:r>
+          </w:p>
+          <w:p>
+            <w:r>
+              <w:rPr>
+                <w:rFonts w:ascii="Times New Roman" w:hAnsi="Times New Roman" w:cs="Times New Roman" w:eastAsia="Times New Roman"/>
+                <w:b/>
+                <w:i/>
+                <w:sz w:val="26"/>
+              </w:rPr>
+              <w:t>Đánh giá kết quả</w:t>
+            </w:r>
+          </w:p>
+          <w:p>
+            <w:r>
+              <w:rPr>
+                <w:rFonts w:ascii="Times New Roman" w:hAnsi="Times New Roman" w:cs="Times New Roman" w:eastAsia="Times New Roman"/>
+                <w:b/>
+                <w:i/>
+                <w:sz w:val="26"/>
+              </w:rPr>
+              <w:t>thực hiện nhiệm vụ</w:t>
+            </w:r>
+          </w:p>
+        </w:tc>
+        <w:tc>
+          <w:tcPr>
+            <w:tcW w:type="dxa" w:w="3610"/>
+          </w:tcPr>
+          <w:p>
+            <w:pPr>
+              <w:spacing w:line="276" w:lineRule="auto"/>
+            </w:pPr>
+            <w:r>
+              <w:rPr>
+                <w:rFonts w:ascii="Times New Roman" w:hAnsi="Times New Roman" w:cs="Times New Roman" w:eastAsia="Times New Roman"/>
+                <w:b w:val="0"/>
+                <w:i w:val="0"/>
+                <w:sz w:val="26"/>
+              </w:rPr>
+              <w:t>GV tổng kết, nhấn mạnh bước chuyển mình quan trọng sang cấp THCS.</w:t>
+            </w:r>
+          </w:p>
+        </w:tc>
+        <w:tc>
+          <w:tcPr>
+            <w:tcW w:type="dxa" w:w="3611"/>
+          </w:tcPr>
+          <w:p>
+            <w:pPr>
+              <w:spacing w:line="276" w:lineRule="auto"/>
+            </w:pPr>
+          </w:p>
+        </w:tc>
+      </w:tr>
+    </w:tbl>
+    <w:p>
+      <w:pPr>
+        <w:spacing w:line="276" w:lineRule="auto"/>
+      </w:pPr>
     </w:p>
     <w:p>
       <w:pPr>
@@ -929,93 +1224,388 @@
         <w:t>GV giảng kết hợp làm việc nhóm.</w:t>
       </w:r>
     </w:p>
-    <w:p>
-      <w:pPr>
-        <w:spacing w:after="0" w:line="276" w:lineRule="auto"/>
-        <w:ind w:firstLine="567"/>
-      </w:pPr>
-      <w:r>
-        <w:rPr>
-          <w:rFonts w:ascii="Times New Roman" w:hAnsi="Times New Roman" w:cs="Times New Roman" w:eastAsia="Times New Roman"/>
-          <w:i/>
-          <w:sz w:val="26"/>
-        </w:rPr>
-        <w:t>Bước 1. Chuyển giao nhiệm vụ học tập</w:t>
-      </w:r>
-      <w:r>
-        <w:rPr>
-          <w:rFonts w:ascii="Times New Roman" w:hAnsi="Times New Roman" w:cs="Times New Roman" w:eastAsia="Times New Roman"/>
-          <w:sz w:val="26"/>
-        </w:rPr>
-        <w:br/>
-        <w:t>GV chiếu sơ đồ 6 chủ đề môn Tin 6.</w:t>
-      </w:r>
-    </w:p>
-    <w:p>
-      <w:pPr>
-        <w:spacing w:after="0" w:line="276" w:lineRule="auto"/>
-        <w:ind w:firstLine="567"/>
-      </w:pPr>
-      <w:r>
-        <w:rPr>
-          <w:rFonts w:ascii="Times New Roman" w:hAnsi="Times New Roman" w:cs="Times New Roman" w:eastAsia="Times New Roman"/>
-          <w:i/>
-          <w:sz w:val="26"/>
-        </w:rPr>
-        <w:t>Bước 2. Học sinh tiếp nhận nhiệm vụ học tập</w:t>
-      </w:r>
-      <w:r>
-        <w:rPr>
-          <w:rFonts w:ascii="Times New Roman" w:hAnsi="Times New Roman" w:cs="Times New Roman" w:eastAsia="Times New Roman"/>
-          <w:sz w:val="26"/>
-        </w:rPr>
-        <w:br/>
-        <w:t>HS quan sát SGK Tin 6 và gạch chân các chủ đề.</w:t>
-      </w:r>
-    </w:p>
-    <w:p>
-      <w:pPr>
-        <w:spacing w:after="0" w:line="276" w:lineRule="auto"/>
-        <w:ind w:firstLine="567"/>
-      </w:pPr>
-      <w:r>
-        <w:rPr>
-          <w:rFonts w:ascii="Times New Roman" w:hAnsi="Times New Roman" w:cs="Times New Roman" w:eastAsia="Times New Roman"/>
-          <w:i/>
-          <w:sz w:val="26"/>
-        </w:rPr>
-        <w:t>Bước 3. Báo cáo kết quả hoạt động</w:t>
-      </w:r>
-      <w:r>
-        <w:rPr>
-          <w:rFonts w:ascii="Times New Roman" w:hAnsi="Times New Roman" w:cs="Times New Roman" w:eastAsia="Times New Roman"/>
-          <w:sz w:val="26"/>
-        </w:rPr>
-        <w:br/>
-        <w:t>GV trình bày phương pháp học chủ động: Học qua dự án, Học qua giải quyết vấn đề.</w:t>
-      </w:r>
-    </w:p>
-    <w:p>
-      <w:pPr>
-        <w:spacing w:after="0" w:line="276" w:lineRule="auto"/>
-        <w:ind w:firstLine="567"/>
-      </w:pPr>
-      <w:r>
-        <w:rPr>
-          <w:rFonts w:ascii="Times New Roman" w:hAnsi="Times New Roman" w:cs="Times New Roman" w:eastAsia="Times New Roman"/>
-          <w:i/>
-          <w:sz w:val="26"/>
-        </w:rPr>
-        <w:t>Bước 4. Đánh giá kết quả thực hiện nhiệm vụ</w:t>
-      </w:r>
-      <w:r>
-        <w:rPr>
-          <w:rFonts w:ascii="Times New Roman" w:hAnsi="Times New Roman" w:cs="Times New Roman" w:eastAsia="Times New Roman"/>
-          <w:sz w:val="26"/>
-        </w:rPr>
-        <w:br/>
-        <w:t>GV chốt các hình thức đánh giá (Thường xuyên, Định kỳ, Sản phẩm thực hành).</w:t>
-      </w:r>
+    <w:tbl>
+      <w:tblPr>
+        <w:tblW w:type="auto" w:w="0"/>
+        <w:tblLook w:firstColumn="1" w:firstRow="1" w:lastColumn="0" w:lastRow="0" w:noHBand="0" w:noVBand="1" w:val="04A0"/>
+        <w:tblBorders>
+          <w:top w:val="single" w:sz="4" w:color="000000" w:space="0"/>
+          <w:left w:val="single" w:sz="4" w:color="000000" w:space="0"/>
+          <w:bottom w:val="single" w:sz="4" w:color="000000" w:space="0"/>
+          <w:right w:val="single" w:sz="4" w:color="000000" w:space="0"/>
+          <w:insideH w:val="single" w:sz="4" w:color="000000" w:space="0"/>
+          <w:insideV w:val="single" w:sz="4" w:color="000000" w:space="0"/>
+        </w:tblBorders>
+      </w:tblPr>
+      <w:tblGrid>
+        <w:gridCol w:w="1805"/>
+        <w:gridCol w:w="3610"/>
+        <w:gridCol w:w="3611"/>
+      </w:tblGrid>
+      <w:tblGrid>
+        <w:gridCol w:w="3198"/>
+        <w:gridCol w:w="3198"/>
+        <w:gridCol w:w="3198"/>
+      </w:tblGrid>
+      <w:tr>
+        <w:tc>
+          <w:tcPr>
+            <w:tcW w:type="dxa" w:w="3198"/>
+          </w:tcPr>
+          <w:p>
+            <w:pPr>
+              <w:spacing w:line="276" w:lineRule="auto"/>
+              <w:jc w:val="center"/>
+            </w:pPr>
+            <w:r>
+              <w:rPr>
+                <w:rFonts w:ascii="Times New Roman" w:hAnsi="Times New Roman" w:cs="Times New Roman" w:eastAsia="Times New Roman"/>
+                <w:b/>
+                <w:i w:val="0"/>
+                <w:sz w:val="26"/>
+              </w:rPr>
+              <w:t>Bước</w:t>
+            </w:r>
+          </w:p>
+        </w:tc>
+        <w:tc>
+          <w:tcPr>
+            <w:tcW w:type="dxa" w:w="3198"/>
+          </w:tcPr>
+          <w:p>
+            <w:pPr>
+              <w:spacing w:line="276" w:lineRule="auto"/>
+              <w:jc w:val="center"/>
+            </w:pPr>
+            <w:r>
+              <w:rPr>
+                <w:rFonts w:ascii="Times New Roman" w:hAnsi="Times New Roman" w:cs="Times New Roman" w:eastAsia="Times New Roman"/>
+                <w:b/>
+                <w:i w:val="0"/>
+                <w:sz w:val="26"/>
+              </w:rPr>
+              <w:t>Hoạt động của GV</w:t>
+            </w:r>
+          </w:p>
+        </w:tc>
+        <w:tc>
+          <w:tcPr>
+            <w:tcW w:type="dxa" w:w="3198"/>
+          </w:tcPr>
+          <w:p>
+            <w:pPr>
+              <w:spacing w:line="276" w:lineRule="auto"/>
+              <w:jc w:val="center"/>
+            </w:pPr>
+            <w:r>
+              <w:rPr>
+                <w:rFonts w:ascii="Times New Roman" w:hAnsi="Times New Roman" w:cs="Times New Roman" w:eastAsia="Times New Roman"/>
+                <w:b/>
+                <w:i w:val="0"/>
+                <w:sz w:val="26"/>
+              </w:rPr>
+              <w:t>Hoạt động của HS</w:t>
+            </w:r>
+          </w:p>
+        </w:tc>
+      </w:tr>
+      <w:tr>
+        <w:tc>
+          <w:tcPr>
+            <w:tcW w:type="dxa" w:w="1805"/>
+          </w:tcPr>
+          <w:p>
+            <w:pPr>
+              <w:spacing w:line="276" w:lineRule="auto"/>
+              <w:jc w:val="center"/>
+            </w:pPr>
+            <w:r>
+              <w:rPr>
+                <w:rFonts w:ascii="Times New Roman" w:hAnsi="Times New Roman" w:cs="Times New Roman" w:eastAsia="Times New Roman"/>
+                <w:b/>
+                <w:i/>
+                <w:sz w:val="26"/>
+              </w:rPr>
+              <w:t>Bước 1:</w:t>
+            </w:r>
+          </w:p>
+          <w:p>
+            <w:r>
+              <w:rPr>
+                <w:rFonts w:ascii="Times New Roman" w:hAnsi="Times New Roman" w:cs="Times New Roman" w:eastAsia="Times New Roman"/>
+                <w:b/>
+                <w:i/>
+                <w:sz w:val="26"/>
+              </w:rPr>
+              <w:t>Chuyển giao</w:t>
+            </w:r>
+          </w:p>
+          <w:p>
+            <w:r>
+              <w:rPr>
+                <w:rFonts w:ascii="Times New Roman" w:hAnsi="Times New Roman" w:cs="Times New Roman" w:eastAsia="Times New Roman"/>
+                <w:b/>
+                <w:i/>
+                <w:sz w:val="26"/>
+              </w:rPr>
+              <w:t>nhiệm vụ học tập</w:t>
+            </w:r>
+          </w:p>
+        </w:tc>
+        <w:tc>
+          <w:tcPr>
+            <w:tcW w:type="dxa" w:w="3610"/>
+          </w:tcPr>
+          <w:p>
+            <w:pPr>
+              <w:spacing w:line="276" w:lineRule="auto"/>
+            </w:pPr>
+            <w:r>
+              <w:rPr>
+                <w:rFonts w:ascii="Times New Roman" w:hAnsi="Times New Roman" w:cs="Times New Roman" w:eastAsia="Times New Roman"/>
+                <w:b w:val="0"/>
+                <w:i w:val="0"/>
+                <w:sz w:val="26"/>
+              </w:rPr>
+              <w:t>GV chiếu sơ đồ 6 chủ đề môn Tin 6.</w:t>
+            </w:r>
+          </w:p>
+        </w:tc>
+        <w:tc>
+          <w:tcPr>
+            <w:tcW w:type="dxa" w:w="3611"/>
+          </w:tcPr>
+          <w:p>
+            <w:pPr>
+              <w:spacing w:line="276" w:lineRule="auto"/>
+            </w:pPr>
+          </w:p>
+        </w:tc>
+      </w:tr>
+      <w:tr>
+        <w:tc>
+          <w:tcPr>
+            <w:tcW w:type="dxa" w:w="1805"/>
+          </w:tcPr>
+          <w:p>
+            <w:pPr>
+              <w:spacing w:line="276" w:lineRule="auto"/>
+              <w:jc w:val="center"/>
+            </w:pPr>
+            <w:r>
+              <w:rPr>
+                <w:rFonts w:ascii="Times New Roman" w:hAnsi="Times New Roman" w:cs="Times New Roman" w:eastAsia="Times New Roman"/>
+                <w:b/>
+                <w:i/>
+                <w:sz w:val="26"/>
+              </w:rPr>
+              <w:t>Bước 2:</w:t>
+            </w:r>
+          </w:p>
+          <w:p>
+            <w:r>
+              <w:rPr>
+                <w:rFonts w:ascii="Times New Roman" w:hAnsi="Times New Roman" w:cs="Times New Roman" w:eastAsia="Times New Roman"/>
+                <w:b/>
+                <w:i/>
+                <w:sz w:val="26"/>
+              </w:rPr>
+              <w:t>Học sinh tiếp nhận</w:t>
+            </w:r>
+          </w:p>
+          <w:p>
+            <w:r>
+              <w:rPr>
+                <w:rFonts w:ascii="Times New Roman" w:hAnsi="Times New Roman" w:cs="Times New Roman" w:eastAsia="Times New Roman"/>
+                <w:b/>
+                <w:i/>
+                <w:sz w:val="26"/>
+              </w:rPr>
+              <w:t>nhiệm vụ học tập</w:t>
+            </w:r>
+          </w:p>
+        </w:tc>
+        <w:tc>
+          <w:tcPr>
+            <w:tcW w:type="dxa" w:w="3610"/>
+          </w:tcPr>
+          <w:p>
+            <w:pPr>
+              <w:spacing w:line="276" w:lineRule="auto"/>
+            </w:pPr>
+            <w:r>
+              <w:rPr>
+                <w:rFonts w:ascii="Times New Roman" w:hAnsi="Times New Roman" w:cs="Times New Roman" w:eastAsia="Times New Roman"/>
+                <w:b w:val="0"/>
+                <w:i w:val="0"/>
+                <w:sz w:val="26"/>
+              </w:rPr>
+              <w:t>HS quan sát SGK Tin 6 và gạch chân các chủ đề.</w:t>
+            </w:r>
+          </w:p>
+        </w:tc>
+        <w:tc>
+          <w:tcPr>
+            <w:tcW w:type="dxa" w:w="3611"/>
+          </w:tcPr>
+          <w:p>
+            <w:pPr>
+              <w:spacing w:line="276" w:lineRule="auto"/>
+            </w:pPr>
+          </w:p>
+        </w:tc>
+      </w:tr>
+      <w:tr>
+        <w:tc>
+          <w:tcPr>
+            <w:tcW w:type="dxa" w:w="1805"/>
+          </w:tcPr>
+          <w:p>
+            <w:pPr>
+              <w:spacing w:line="276" w:lineRule="auto"/>
+              <w:jc w:val="center"/>
+            </w:pPr>
+            <w:r>
+              <w:rPr>
+                <w:rFonts w:ascii="Times New Roman" w:hAnsi="Times New Roman" w:cs="Times New Roman" w:eastAsia="Times New Roman"/>
+                <w:b/>
+                <w:i/>
+                <w:sz w:val="26"/>
+              </w:rPr>
+              <w:t>Bước 3:</w:t>
+            </w:r>
+          </w:p>
+          <w:p>
+            <w:r>
+              <w:rPr>
+                <w:rFonts w:ascii="Times New Roman" w:hAnsi="Times New Roman" w:cs="Times New Roman" w:eastAsia="Times New Roman"/>
+                <w:b/>
+                <w:i/>
+                <w:sz w:val="26"/>
+              </w:rPr>
+              <w:t>Báo cáo kết quả</w:t>
+            </w:r>
+          </w:p>
+          <w:p>
+            <w:r>
+              <w:rPr>
+                <w:rFonts w:ascii="Times New Roman" w:hAnsi="Times New Roman" w:cs="Times New Roman" w:eastAsia="Times New Roman"/>
+                <w:b/>
+                <w:i/>
+                <w:sz w:val="26"/>
+              </w:rPr>
+              <w:t>hoạt động</w:t>
+            </w:r>
+          </w:p>
+        </w:tc>
+        <w:tc>
+          <w:tcPr>
+            <w:tcW w:type="dxa" w:w="3610"/>
+          </w:tcPr>
+          <w:p>
+            <w:pPr>
+              <w:spacing w:line="276" w:lineRule="auto"/>
+            </w:pPr>
+            <w:r>
+              <w:rPr>
+                <w:rFonts w:ascii="Times New Roman" w:hAnsi="Times New Roman" w:cs="Times New Roman" w:eastAsia="Times New Roman"/>
+                <w:b w:val="0"/>
+                <w:i w:val="0"/>
+                <w:sz w:val="26"/>
+              </w:rPr>
+              <w:t>GV trình bày phương pháp học chủ động: Học qua dự án, Học qua giải quyết vấn đề.</w:t>
+            </w:r>
+          </w:p>
+        </w:tc>
+        <w:tc>
+          <w:tcPr>
+            <w:tcW w:type="dxa" w:w="3611"/>
+          </w:tcPr>
+          <w:p>
+            <w:pPr>
+              <w:spacing w:line="276" w:lineRule="auto"/>
+            </w:pPr>
+          </w:p>
+        </w:tc>
+      </w:tr>
+      <w:tr>
+        <w:tc>
+          <w:tcPr>
+            <w:tcW w:type="dxa" w:w="1805"/>
+          </w:tcPr>
+          <w:p>
+            <w:pPr>
+              <w:spacing w:line="276" w:lineRule="auto"/>
+              <w:jc w:val="center"/>
+            </w:pPr>
+            <w:r>
+              <w:rPr>
+                <w:rFonts w:ascii="Times New Roman" w:hAnsi="Times New Roman" w:cs="Times New Roman" w:eastAsia="Times New Roman"/>
+                <w:b/>
+                <w:i/>
+                <w:sz w:val="26"/>
+              </w:rPr>
+              <w:t>Bước 4:</w:t>
+            </w:r>
+          </w:p>
+          <w:p>
+            <w:r>
+              <w:rPr>
+                <w:rFonts w:ascii="Times New Roman" w:hAnsi="Times New Roman" w:cs="Times New Roman" w:eastAsia="Times New Roman"/>
+                <w:b/>
+                <w:i/>
+                <w:sz w:val="26"/>
+              </w:rPr>
+              <w:t>Đánh giá kết quả</w:t>
+            </w:r>
+          </w:p>
+          <w:p>
+            <w:r>
+              <w:rPr>
+                <w:rFonts w:ascii="Times New Roman" w:hAnsi="Times New Roman" w:cs="Times New Roman" w:eastAsia="Times New Roman"/>
+                <w:b/>
+                <w:i/>
+                <w:sz w:val="26"/>
+              </w:rPr>
+              <w:t>thực hiện nhiệm vụ</w:t>
+            </w:r>
+          </w:p>
+        </w:tc>
+        <w:tc>
+          <w:tcPr>
+            <w:tcW w:type="dxa" w:w="3610"/>
+          </w:tcPr>
+          <w:p>
+            <w:pPr>
+              <w:spacing w:line="276" w:lineRule="auto"/>
+            </w:pPr>
+            <w:r>
+              <w:rPr>
+                <w:rFonts w:ascii="Times New Roman" w:hAnsi="Times New Roman" w:cs="Times New Roman" w:eastAsia="Times New Roman"/>
+                <w:b w:val="0"/>
+                <w:i w:val="0"/>
+                <w:sz w:val="26"/>
+              </w:rPr>
+              <w:t>GV chốt các hình thức đánh giá (Thường xuyên, Định kỳ, Sản phẩm thực hành).</w:t>
+            </w:r>
+          </w:p>
+        </w:tc>
+        <w:tc>
+          <w:tcPr>
+            <w:tcW w:type="dxa" w:w="3611"/>
+          </w:tcPr>
+          <w:p>
+            <w:pPr>
+              <w:spacing w:line="276" w:lineRule="auto"/>
+            </w:pPr>
+          </w:p>
+        </w:tc>
+      </w:tr>
+    </w:tbl>
+    <w:p>
+      <w:pPr>
+        <w:spacing w:line="276" w:lineRule="auto"/>
+      </w:pPr>
     </w:p>
     <w:p>
       <w:pPr>
@@ -1116,93 +1706,388 @@
         <w:t>Thảo luận nhóm 4 người.</w:t>
       </w:r>
     </w:p>
-    <w:p>
-      <w:pPr>
-        <w:spacing w:after="0" w:line="276" w:lineRule="auto"/>
-        <w:ind w:firstLine="567"/>
-      </w:pPr>
-      <w:r>
-        <w:rPr>
-          <w:rFonts w:ascii="Times New Roman" w:hAnsi="Times New Roman" w:cs="Times New Roman" w:eastAsia="Times New Roman"/>
-          <w:i/>
-          <w:sz w:val="26"/>
-        </w:rPr>
-        <w:t>Bước 1. Chuyển giao nhiệm vụ học tập</w:t>
-      </w:r>
-      <w:r>
-        <w:rPr>
-          <w:rFonts w:ascii="Times New Roman" w:hAnsi="Times New Roman" w:cs="Times New Roman" w:eastAsia="Times New Roman"/>
-          <w:sz w:val="26"/>
-        </w:rPr>
-        <w:br/>
-        <w:t>GV giao 3 tình huống thực tế cho các nhóm.</w:t>
-      </w:r>
-    </w:p>
-    <w:p>
-      <w:pPr>
-        <w:spacing w:after="0" w:line="276" w:lineRule="auto"/>
-        <w:ind w:firstLine="567"/>
-      </w:pPr>
-      <w:r>
-        <w:rPr>
-          <w:rFonts w:ascii="Times New Roman" w:hAnsi="Times New Roman" w:cs="Times New Roman" w:eastAsia="Times New Roman"/>
-          <w:i/>
-          <w:sz w:val="26"/>
-        </w:rPr>
-        <w:t>Bước 2. Học sinh tiếp nhận nhiệm vụ học tập</w:t>
-      </w:r>
-      <w:r>
-        <w:rPr>
-          <w:rFonts w:ascii="Times New Roman" w:hAnsi="Times New Roman" w:cs="Times New Roman" w:eastAsia="Times New Roman"/>
-          <w:sz w:val="26"/>
-        </w:rPr>
-        <w:br/>
-        <w:t>HS thảo luận phân tích đúng/sai và đưa ra giải pháp.</w:t>
-      </w:r>
-    </w:p>
-    <w:p>
-      <w:pPr>
-        <w:spacing w:after="0" w:line="276" w:lineRule="auto"/>
-        <w:ind w:firstLine="567"/>
-      </w:pPr>
-      <w:r>
-        <w:rPr>
-          <w:rFonts w:ascii="Times New Roman" w:hAnsi="Times New Roman" w:cs="Times New Roman" w:eastAsia="Times New Roman"/>
-          <w:i/>
-          <w:sz w:val="26"/>
-        </w:rPr>
-        <w:t>Bước 3. Báo cáo kết quả hoạt động</w:t>
-      </w:r>
-      <w:r>
-        <w:rPr>
-          <w:rFonts w:ascii="Times New Roman" w:hAnsi="Times New Roman" w:cs="Times New Roman" w:eastAsia="Times New Roman"/>
-          <w:sz w:val="26"/>
-        </w:rPr>
-        <w:br/>
-        <w:t>Đại diện nhóm trình bày.</w:t>
-      </w:r>
-    </w:p>
-    <w:p>
-      <w:pPr>
-        <w:spacing w:after="0" w:line="276" w:lineRule="auto"/>
-        <w:ind w:firstLine="567"/>
-      </w:pPr>
-      <w:r>
-        <w:rPr>
-          <w:rFonts w:ascii="Times New Roman" w:hAnsi="Times New Roman" w:cs="Times New Roman" w:eastAsia="Times New Roman"/>
-          <w:i/>
-          <w:sz w:val="26"/>
-        </w:rPr>
-        <w:t>Bước 4. Đánh giá kết quả thực hiện nhiệm vụ</w:t>
-      </w:r>
-      <w:r>
-        <w:rPr>
-          <w:rFonts w:ascii="Times New Roman" w:hAnsi="Times New Roman" w:cs="Times New Roman" w:eastAsia="Times New Roman"/>
-          <w:sz w:val="26"/>
-        </w:rPr>
-        <w:br/>
-        <w:t>GV nhận xét và chuẩn hóa quy tắc an toàn.</w:t>
-      </w:r>
+    <w:tbl>
+      <w:tblPr>
+        <w:tblW w:type="auto" w:w="0"/>
+        <w:tblLook w:firstColumn="1" w:firstRow="1" w:lastColumn="0" w:lastRow="0" w:noHBand="0" w:noVBand="1" w:val="04A0"/>
+        <w:tblBorders>
+          <w:top w:val="single" w:sz="4" w:color="000000" w:space="0"/>
+          <w:left w:val="single" w:sz="4" w:color="000000" w:space="0"/>
+          <w:bottom w:val="single" w:sz="4" w:color="000000" w:space="0"/>
+          <w:right w:val="single" w:sz="4" w:color="000000" w:space="0"/>
+          <w:insideH w:val="single" w:sz="4" w:color="000000" w:space="0"/>
+          <w:insideV w:val="single" w:sz="4" w:color="000000" w:space="0"/>
+        </w:tblBorders>
+      </w:tblPr>
+      <w:tblGrid>
+        <w:gridCol w:w="1805"/>
+        <w:gridCol w:w="3610"/>
+        <w:gridCol w:w="3611"/>
+      </w:tblGrid>
+      <w:tblGrid>
+        <w:gridCol w:w="3198"/>
+        <w:gridCol w:w="3198"/>
+        <w:gridCol w:w="3198"/>
+      </w:tblGrid>
+      <w:tr>
+        <w:tc>
+          <w:tcPr>
+            <w:tcW w:type="dxa" w:w="3198"/>
+          </w:tcPr>
+          <w:p>
+            <w:pPr>
+              <w:spacing w:line="276" w:lineRule="auto"/>
+              <w:jc w:val="center"/>
+            </w:pPr>
+            <w:r>
+              <w:rPr>
+                <w:rFonts w:ascii="Times New Roman" w:hAnsi="Times New Roman" w:cs="Times New Roman" w:eastAsia="Times New Roman"/>
+                <w:b/>
+                <w:i w:val="0"/>
+                <w:sz w:val="26"/>
+              </w:rPr>
+              <w:t>Bước</w:t>
+            </w:r>
+          </w:p>
+        </w:tc>
+        <w:tc>
+          <w:tcPr>
+            <w:tcW w:type="dxa" w:w="3198"/>
+          </w:tcPr>
+          <w:p>
+            <w:pPr>
+              <w:spacing w:line="276" w:lineRule="auto"/>
+              <w:jc w:val="center"/>
+            </w:pPr>
+            <w:r>
+              <w:rPr>
+                <w:rFonts w:ascii="Times New Roman" w:hAnsi="Times New Roman" w:cs="Times New Roman" w:eastAsia="Times New Roman"/>
+                <w:b/>
+                <w:i w:val="0"/>
+                <w:sz w:val="26"/>
+              </w:rPr>
+              <w:t>Hoạt động của GV</w:t>
+            </w:r>
+          </w:p>
+        </w:tc>
+        <w:tc>
+          <w:tcPr>
+            <w:tcW w:type="dxa" w:w="3198"/>
+          </w:tcPr>
+          <w:p>
+            <w:pPr>
+              <w:spacing w:line="276" w:lineRule="auto"/>
+              <w:jc w:val="center"/>
+            </w:pPr>
+            <w:r>
+              <w:rPr>
+                <w:rFonts w:ascii="Times New Roman" w:hAnsi="Times New Roman" w:cs="Times New Roman" w:eastAsia="Times New Roman"/>
+                <w:b/>
+                <w:i w:val="0"/>
+                <w:sz w:val="26"/>
+              </w:rPr>
+              <w:t>Hoạt động của HS</w:t>
+            </w:r>
+          </w:p>
+        </w:tc>
+      </w:tr>
+      <w:tr>
+        <w:tc>
+          <w:tcPr>
+            <w:tcW w:type="dxa" w:w="1805"/>
+          </w:tcPr>
+          <w:p>
+            <w:pPr>
+              <w:spacing w:line="276" w:lineRule="auto"/>
+              <w:jc w:val="center"/>
+            </w:pPr>
+            <w:r>
+              <w:rPr>
+                <w:rFonts w:ascii="Times New Roman" w:hAnsi="Times New Roman" w:cs="Times New Roman" w:eastAsia="Times New Roman"/>
+                <w:b/>
+                <w:i/>
+                <w:sz w:val="26"/>
+              </w:rPr>
+              <w:t>Bước 1:</w:t>
+            </w:r>
+          </w:p>
+          <w:p>
+            <w:r>
+              <w:rPr>
+                <w:rFonts w:ascii="Times New Roman" w:hAnsi="Times New Roman" w:cs="Times New Roman" w:eastAsia="Times New Roman"/>
+                <w:b/>
+                <w:i/>
+                <w:sz w:val="26"/>
+              </w:rPr>
+              <w:t>Chuyển giao</w:t>
+            </w:r>
+          </w:p>
+          <w:p>
+            <w:r>
+              <w:rPr>
+                <w:rFonts w:ascii="Times New Roman" w:hAnsi="Times New Roman" w:cs="Times New Roman" w:eastAsia="Times New Roman"/>
+                <w:b/>
+                <w:i/>
+                <w:sz w:val="26"/>
+              </w:rPr>
+              <w:t>nhiệm vụ học tập</w:t>
+            </w:r>
+          </w:p>
+        </w:tc>
+        <w:tc>
+          <w:tcPr>
+            <w:tcW w:type="dxa" w:w="3610"/>
+          </w:tcPr>
+          <w:p>
+            <w:pPr>
+              <w:spacing w:line="276" w:lineRule="auto"/>
+            </w:pPr>
+            <w:r>
+              <w:rPr>
+                <w:rFonts w:ascii="Times New Roman" w:hAnsi="Times New Roman" w:cs="Times New Roman" w:eastAsia="Times New Roman"/>
+                <w:b w:val="0"/>
+                <w:i w:val="0"/>
+                <w:sz w:val="26"/>
+              </w:rPr>
+              <w:t>GV giao 3 tình huống thực tế cho các nhóm.</w:t>
+            </w:r>
+          </w:p>
+        </w:tc>
+        <w:tc>
+          <w:tcPr>
+            <w:tcW w:type="dxa" w:w="3611"/>
+          </w:tcPr>
+          <w:p>
+            <w:pPr>
+              <w:spacing w:line="276" w:lineRule="auto"/>
+            </w:pPr>
+          </w:p>
+        </w:tc>
+      </w:tr>
+      <w:tr>
+        <w:tc>
+          <w:tcPr>
+            <w:tcW w:type="dxa" w:w="1805"/>
+          </w:tcPr>
+          <w:p>
+            <w:pPr>
+              <w:spacing w:line="276" w:lineRule="auto"/>
+              <w:jc w:val="center"/>
+            </w:pPr>
+            <w:r>
+              <w:rPr>
+                <w:rFonts w:ascii="Times New Roman" w:hAnsi="Times New Roman" w:cs="Times New Roman" w:eastAsia="Times New Roman"/>
+                <w:b/>
+                <w:i/>
+                <w:sz w:val="26"/>
+              </w:rPr>
+              <w:t>Bước 2:</w:t>
+            </w:r>
+          </w:p>
+          <w:p>
+            <w:r>
+              <w:rPr>
+                <w:rFonts w:ascii="Times New Roman" w:hAnsi="Times New Roman" w:cs="Times New Roman" w:eastAsia="Times New Roman"/>
+                <w:b/>
+                <w:i/>
+                <w:sz w:val="26"/>
+              </w:rPr>
+              <w:t>Học sinh tiếp nhận</w:t>
+            </w:r>
+          </w:p>
+          <w:p>
+            <w:r>
+              <w:rPr>
+                <w:rFonts w:ascii="Times New Roman" w:hAnsi="Times New Roman" w:cs="Times New Roman" w:eastAsia="Times New Roman"/>
+                <w:b/>
+                <w:i/>
+                <w:sz w:val="26"/>
+              </w:rPr>
+              <w:t>nhiệm vụ học tập</w:t>
+            </w:r>
+          </w:p>
+        </w:tc>
+        <w:tc>
+          <w:tcPr>
+            <w:tcW w:type="dxa" w:w="3610"/>
+          </w:tcPr>
+          <w:p>
+            <w:pPr>
+              <w:spacing w:line="276" w:lineRule="auto"/>
+            </w:pPr>
+            <w:r>
+              <w:rPr>
+                <w:rFonts w:ascii="Times New Roman" w:hAnsi="Times New Roman" w:cs="Times New Roman" w:eastAsia="Times New Roman"/>
+                <w:b w:val="0"/>
+                <w:i w:val="0"/>
+                <w:sz w:val="26"/>
+              </w:rPr>
+              <w:t>HS thảo luận phân tích đúng/sai và đưa ra giải pháp.</w:t>
+            </w:r>
+          </w:p>
+        </w:tc>
+        <w:tc>
+          <w:tcPr>
+            <w:tcW w:type="dxa" w:w="3611"/>
+          </w:tcPr>
+          <w:p>
+            <w:pPr>
+              <w:spacing w:line="276" w:lineRule="auto"/>
+            </w:pPr>
+          </w:p>
+        </w:tc>
+      </w:tr>
+      <w:tr>
+        <w:tc>
+          <w:tcPr>
+            <w:tcW w:type="dxa" w:w="1805"/>
+          </w:tcPr>
+          <w:p>
+            <w:pPr>
+              <w:spacing w:line="276" w:lineRule="auto"/>
+              <w:jc w:val="center"/>
+            </w:pPr>
+            <w:r>
+              <w:rPr>
+                <w:rFonts w:ascii="Times New Roman" w:hAnsi="Times New Roman" w:cs="Times New Roman" w:eastAsia="Times New Roman"/>
+                <w:b/>
+                <w:i/>
+                <w:sz w:val="26"/>
+              </w:rPr>
+              <w:t>Bước 3:</w:t>
+            </w:r>
+          </w:p>
+          <w:p>
+            <w:r>
+              <w:rPr>
+                <w:rFonts w:ascii="Times New Roman" w:hAnsi="Times New Roman" w:cs="Times New Roman" w:eastAsia="Times New Roman"/>
+                <w:b/>
+                <w:i/>
+                <w:sz w:val="26"/>
+              </w:rPr>
+              <w:t>Báo cáo kết quả</w:t>
+            </w:r>
+          </w:p>
+          <w:p>
+            <w:r>
+              <w:rPr>
+                <w:rFonts w:ascii="Times New Roman" w:hAnsi="Times New Roman" w:cs="Times New Roman" w:eastAsia="Times New Roman"/>
+                <w:b/>
+                <w:i/>
+                <w:sz w:val="26"/>
+              </w:rPr>
+              <w:t>hoạt động</w:t>
+            </w:r>
+          </w:p>
+        </w:tc>
+        <w:tc>
+          <w:tcPr>
+            <w:tcW w:type="dxa" w:w="3610"/>
+          </w:tcPr>
+          <w:p>
+            <w:pPr>
+              <w:spacing w:line="276" w:lineRule="auto"/>
+            </w:pPr>
+            <w:r>
+              <w:rPr>
+                <w:rFonts w:ascii="Times New Roman" w:hAnsi="Times New Roman" w:cs="Times New Roman" w:eastAsia="Times New Roman"/>
+                <w:b w:val="0"/>
+                <w:i w:val="0"/>
+                <w:sz w:val="26"/>
+              </w:rPr>
+              <w:t>Đại diện nhóm trình bày.</w:t>
+            </w:r>
+          </w:p>
+        </w:tc>
+        <w:tc>
+          <w:tcPr>
+            <w:tcW w:type="dxa" w:w="3611"/>
+          </w:tcPr>
+          <w:p>
+            <w:pPr>
+              <w:spacing w:line="276" w:lineRule="auto"/>
+            </w:pPr>
+          </w:p>
+        </w:tc>
+      </w:tr>
+      <w:tr>
+        <w:tc>
+          <w:tcPr>
+            <w:tcW w:type="dxa" w:w="1805"/>
+          </w:tcPr>
+          <w:p>
+            <w:pPr>
+              <w:spacing w:line="276" w:lineRule="auto"/>
+              <w:jc w:val="center"/>
+            </w:pPr>
+            <w:r>
+              <w:rPr>
+                <w:rFonts w:ascii="Times New Roman" w:hAnsi="Times New Roman" w:cs="Times New Roman" w:eastAsia="Times New Roman"/>
+                <w:b/>
+                <w:i/>
+                <w:sz w:val="26"/>
+              </w:rPr>
+              <w:t>Bước 4:</w:t>
+            </w:r>
+          </w:p>
+          <w:p>
+            <w:r>
+              <w:rPr>
+                <w:rFonts w:ascii="Times New Roman" w:hAnsi="Times New Roman" w:cs="Times New Roman" w:eastAsia="Times New Roman"/>
+                <w:b/>
+                <w:i/>
+                <w:sz w:val="26"/>
+              </w:rPr>
+              <w:t>Đánh giá kết quả</w:t>
+            </w:r>
+          </w:p>
+          <w:p>
+            <w:r>
+              <w:rPr>
+                <w:rFonts w:ascii="Times New Roman" w:hAnsi="Times New Roman" w:cs="Times New Roman" w:eastAsia="Times New Roman"/>
+                <w:b/>
+                <w:i/>
+                <w:sz w:val="26"/>
+              </w:rPr>
+              <w:t>thực hiện nhiệm vụ</w:t>
+            </w:r>
+          </w:p>
+        </w:tc>
+        <w:tc>
+          <w:tcPr>
+            <w:tcW w:type="dxa" w:w="3610"/>
+          </w:tcPr>
+          <w:p>
+            <w:pPr>
+              <w:spacing w:line="276" w:lineRule="auto"/>
+            </w:pPr>
+            <w:r>
+              <w:rPr>
+                <w:rFonts w:ascii="Times New Roman" w:hAnsi="Times New Roman" w:cs="Times New Roman" w:eastAsia="Times New Roman"/>
+                <w:b w:val="0"/>
+                <w:i w:val="0"/>
+                <w:sz w:val="26"/>
+              </w:rPr>
+              <w:t>GV nhận xét và chuẩn hóa quy tắc an toàn.</w:t>
+            </w:r>
+          </w:p>
+        </w:tc>
+        <w:tc>
+          <w:tcPr>
+            <w:tcW w:type="dxa" w:w="3611"/>
+          </w:tcPr>
+          <w:p>
+            <w:pPr>
+              <w:spacing w:line="276" w:lineRule="auto"/>
+            </w:pPr>
+          </w:p>
+        </w:tc>
+      </w:tr>
+    </w:tbl>
+    <w:p>
+      <w:pPr>
+        <w:spacing w:line="276" w:lineRule="auto"/>
+      </w:pPr>
     </w:p>
     <w:p>
       <w:pPr>
@@ -1295,100 +2180,389 @@
         </w:rPr>
         <w:t xml:space="preserve">d) Tổ chức thực hiện: </w:t>
       </w:r>
-      <w:r>
-        <w:rPr>
-          <w:rFonts w:ascii="Times New Roman" w:hAnsi="Times New Roman" w:cs="Times New Roman" w:eastAsia="Times New Roman"/>
-          <w:sz w:val="26"/>
-        </w:rPr>
-      </w:r>
-    </w:p>
-    <w:p>
-      <w:pPr>
-        <w:spacing w:after="0" w:line="276" w:lineRule="auto"/>
-        <w:ind w:firstLine="567"/>
-      </w:pPr>
-      <w:r>
-        <w:rPr>
-          <w:rFonts w:ascii="Times New Roman" w:hAnsi="Times New Roman" w:cs="Times New Roman" w:eastAsia="Times New Roman"/>
-          <w:i/>
-          <w:sz w:val="26"/>
-        </w:rPr>
-        <w:t>Bước 1. Chuyển giao nhiệm vụ học tập</w:t>
-      </w:r>
-      <w:r>
-        <w:rPr>
-          <w:rFonts w:ascii="Times New Roman" w:hAnsi="Times New Roman" w:cs="Times New Roman" w:eastAsia="Times New Roman"/>
-          <w:sz w:val="26"/>
-        </w:rPr>
-        <w:br/>
-        <w:t>GV hướng dẫn cấu trúc bảng kế hoạch.</w:t>
-      </w:r>
-    </w:p>
-    <w:p>
-      <w:pPr>
-        <w:spacing w:after="0" w:line="276" w:lineRule="auto"/>
-        <w:ind w:firstLine="567"/>
-      </w:pPr>
-      <w:r>
-        <w:rPr>
-          <w:rFonts w:ascii="Times New Roman" w:hAnsi="Times New Roman" w:cs="Times New Roman" w:eastAsia="Times New Roman"/>
-          <w:i/>
-          <w:sz w:val="26"/>
-        </w:rPr>
-        <w:t>Bước 2. Học sinh tiếp nhận nhiệm vụ học tập</w:t>
-      </w:r>
-      <w:r>
-        <w:rPr>
-          <w:rFonts w:ascii="Times New Roman" w:hAnsi="Times New Roman" w:cs="Times New Roman" w:eastAsia="Times New Roman"/>
-          <w:sz w:val="26"/>
-        </w:rPr>
-        <w:br/>
-        <w:t>HS ghi nhiệm vụ vào sổ.</w:t>
-      </w:r>
-    </w:p>
-    <w:p>
-      <w:pPr>
-        <w:spacing w:after="0" w:line="276" w:lineRule="auto"/>
-        <w:ind w:firstLine="567"/>
-      </w:pPr>
-      <w:r>
-        <w:rPr>
-          <w:rFonts w:ascii="Times New Roman" w:hAnsi="Times New Roman" w:cs="Times New Roman" w:eastAsia="Times New Roman"/>
-          <w:i/>
-          <w:sz w:val="26"/>
-        </w:rPr>
-        <w:t>Bước 3. Báo cáo kết quả hoạt động</w:t>
-      </w:r>
-      <w:r>
-        <w:rPr>
-          <w:rFonts w:ascii="Times New Roman" w:hAnsi="Times New Roman" w:cs="Times New Roman" w:eastAsia="Times New Roman"/>
-          <w:sz w:val="26"/>
-        </w:rPr>
-        <w:br/>
-        <w:t>Nộp bài tiết sau.</w:t>
-      </w:r>
-    </w:p>
-    <w:p>
-      <w:pPr>
-        <w:spacing w:after="0" w:line="276" w:lineRule="auto"/>
-        <w:ind w:firstLine="567"/>
-      </w:pPr>
-      <w:r>
-        <w:rPr>
-          <w:rFonts w:ascii="Times New Roman" w:hAnsi="Times New Roman" w:cs="Times New Roman" w:eastAsia="Times New Roman"/>
-          <w:i/>
-          <w:sz w:val="26"/>
-        </w:rPr>
-        <w:t>Bước 4. Giáo viên nhắc nhở nhiệm vụ về nhà</w:t>
-      </w:r>
-      <w:r>
-        <w:rPr>
-          <w:rFonts w:ascii="Times New Roman" w:hAnsi="Times New Roman" w:cs="Times New Roman" w:eastAsia="Times New Roman"/>
-          <w:sz w:val="26"/>
-        </w:rPr>
-        <w:br/>
-        <w:t>GV dặn dò chuẩn bị SGK Bài 1.</w:t>
-      </w:r>
+    </w:p>
+    <w:tbl>
+      <w:tblPr>
+        <w:tblW w:type="auto" w:w="0"/>
+        <w:tblLook w:firstColumn="1" w:firstRow="1" w:lastColumn="0" w:lastRow="0" w:noHBand="0" w:noVBand="1" w:val="04A0"/>
+        <w:tblBorders>
+          <w:top w:val="single" w:sz="4" w:color="000000" w:space="0"/>
+          <w:left w:val="single" w:sz="4" w:color="000000" w:space="0"/>
+          <w:bottom w:val="single" w:sz="4" w:color="000000" w:space="0"/>
+          <w:right w:val="single" w:sz="4" w:color="000000" w:space="0"/>
+          <w:insideH w:val="single" w:sz="4" w:color="000000" w:space="0"/>
+          <w:insideV w:val="single" w:sz="4" w:color="000000" w:space="0"/>
+        </w:tblBorders>
+      </w:tblPr>
+      <w:tblGrid>
+        <w:gridCol w:w="1805"/>
+        <w:gridCol w:w="3610"/>
+        <w:gridCol w:w="3611"/>
+      </w:tblGrid>
+      <w:tblGrid>
+        <w:gridCol w:w="3198"/>
+        <w:gridCol w:w="3198"/>
+        <w:gridCol w:w="3198"/>
+      </w:tblGrid>
+      <w:tr>
+        <w:tc>
+          <w:tcPr>
+            <w:tcW w:type="dxa" w:w="3198"/>
+          </w:tcPr>
+          <w:p>
+            <w:pPr>
+              <w:spacing w:line="276" w:lineRule="auto"/>
+              <w:jc w:val="center"/>
+            </w:pPr>
+            <w:r>
+              <w:rPr>
+                <w:rFonts w:ascii="Times New Roman" w:hAnsi="Times New Roman" w:cs="Times New Roman" w:eastAsia="Times New Roman"/>
+                <w:b/>
+                <w:i w:val="0"/>
+                <w:sz w:val="26"/>
+              </w:rPr>
+              <w:t>Bước</w:t>
+            </w:r>
+          </w:p>
+        </w:tc>
+        <w:tc>
+          <w:tcPr>
+            <w:tcW w:type="dxa" w:w="3198"/>
+          </w:tcPr>
+          <w:p>
+            <w:pPr>
+              <w:spacing w:line="276" w:lineRule="auto"/>
+              <w:jc w:val="center"/>
+            </w:pPr>
+            <w:r>
+              <w:rPr>
+                <w:rFonts w:ascii="Times New Roman" w:hAnsi="Times New Roman" w:cs="Times New Roman" w:eastAsia="Times New Roman"/>
+                <w:b/>
+                <w:i w:val="0"/>
+                <w:sz w:val="26"/>
+              </w:rPr>
+              <w:t>Hoạt động của GV</w:t>
+            </w:r>
+          </w:p>
+        </w:tc>
+        <w:tc>
+          <w:tcPr>
+            <w:tcW w:type="dxa" w:w="3198"/>
+          </w:tcPr>
+          <w:p>
+            <w:pPr>
+              <w:spacing w:line="276" w:lineRule="auto"/>
+              <w:jc w:val="center"/>
+            </w:pPr>
+            <w:r>
+              <w:rPr>
+                <w:rFonts w:ascii="Times New Roman" w:hAnsi="Times New Roman" w:cs="Times New Roman" w:eastAsia="Times New Roman"/>
+                <w:b/>
+                <w:i w:val="0"/>
+                <w:sz w:val="26"/>
+              </w:rPr>
+              <w:t>Hoạt động của HS</w:t>
+            </w:r>
+          </w:p>
+        </w:tc>
+      </w:tr>
+      <w:tr>
+        <w:tc>
+          <w:tcPr>
+            <w:tcW w:type="dxa" w:w="1805"/>
+          </w:tcPr>
+          <w:p>
+            <w:pPr>
+              <w:spacing w:line="276" w:lineRule="auto"/>
+              <w:jc w:val="center"/>
+            </w:pPr>
+            <w:r>
+              <w:rPr>
+                <w:rFonts w:ascii="Times New Roman" w:hAnsi="Times New Roman" w:cs="Times New Roman" w:eastAsia="Times New Roman"/>
+                <w:b/>
+                <w:i/>
+                <w:sz w:val="26"/>
+              </w:rPr>
+              <w:t>Bước 1:</w:t>
+            </w:r>
+          </w:p>
+          <w:p>
+            <w:r>
+              <w:rPr>
+                <w:rFonts w:ascii="Times New Roman" w:hAnsi="Times New Roman" w:cs="Times New Roman" w:eastAsia="Times New Roman"/>
+                <w:b/>
+                <w:i/>
+                <w:sz w:val="26"/>
+              </w:rPr>
+              <w:t>Chuyển giao</w:t>
+            </w:r>
+          </w:p>
+          <w:p>
+            <w:r>
+              <w:rPr>
+                <w:rFonts w:ascii="Times New Roman" w:hAnsi="Times New Roman" w:cs="Times New Roman" w:eastAsia="Times New Roman"/>
+                <w:b/>
+                <w:i/>
+                <w:sz w:val="26"/>
+              </w:rPr>
+              <w:t>nhiệm vụ học tập</w:t>
+            </w:r>
+          </w:p>
+        </w:tc>
+        <w:tc>
+          <w:tcPr>
+            <w:tcW w:type="dxa" w:w="3610"/>
+          </w:tcPr>
+          <w:p>
+            <w:pPr>
+              <w:spacing w:line="276" w:lineRule="auto"/>
+            </w:pPr>
+            <w:r>
+              <w:rPr>
+                <w:rFonts w:ascii="Times New Roman" w:hAnsi="Times New Roman" w:cs="Times New Roman" w:eastAsia="Times New Roman"/>
+                <w:b w:val="0"/>
+                <w:i w:val="0"/>
+                <w:sz w:val="26"/>
+              </w:rPr>
+              <w:t>GV hướng dẫn cấu trúc bảng kế hoạch.</w:t>
+            </w:r>
+          </w:p>
+        </w:tc>
+        <w:tc>
+          <w:tcPr>
+            <w:tcW w:type="dxa" w:w="3611"/>
+          </w:tcPr>
+          <w:p>
+            <w:pPr>
+              <w:spacing w:line="276" w:lineRule="auto"/>
+            </w:pPr>
+          </w:p>
+        </w:tc>
+      </w:tr>
+      <w:tr>
+        <w:tc>
+          <w:tcPr>
+            <w:tcW w:type="dxa" w:w="1805"/>
+          </w:tcPr>
+          <w:p>
+            <w:pPr>
+              <w:spacing w:line="276" w:lineRule="auto"/>
+              <w:jc w:val="center"/>
+            </w:pPr>
+            <w:r>
+              <w:rPr>
+                <w:rFonts w:ascii="Times New Roman" w:hAnsi="Times New Roman" w:cs="Times New Roman" w:eastAsia="Times New Roman"/>
+                <w:b/>
+                <w:i/>
+                <w:sz w:val="26"/>
+              </w:rPr>
+              <w:t>Bước 2:</w:t>
+            </w:r>
+          </w:p>
+          <w:p>
+            <w:r>
+              <w:rPr>
+                <w:rFonts w:ascii="Times New Roman" w:hAnsi="Times New Roman" w:cs="Times New Roman" w:eastAsia="Times New Roman"/>
+                <w:b/>
+                <w:i/>
+                <w:sz w:val="26"/>
+              </w:rPr>
+              <w:t>Học sinh tiếp nhận</w:t>
+            </w:r>
+          </w:p>
+          <w:p>
+            <w:r>
+              <w:rPr>
+                <w:rFonts w:ascii="Times New Roman" w:hAnsi="Times New Roman" w:cs="Times New Roman" w:eastAsia="Times New Roman"/>
+                <w:b/>
+                <w:i/>
+                <w:sz w:val="26"/>
+              </w:rPr>
+              <w:t>nhiệm vụ học tập</w:t>
+            </w:r>
+          </w:p>
+        </w:tc>
+        <w:tc>
+          <w:tcPr>
+            <w:tcW w:type="dxa" w:w="3610"/>
+          </w:tcPr>
+          <w:p>
+            <w:pPr>
+              <w:spacing w:line="276" w:lineRule="auto"/>
+            </w:pPr>
+            <w:r>
+              <w:rPr>
+                <w:rFonts w:ascii="Times New Roman" w:hAnsi="Times New Roman" w:cs="Times New Roman" w:eastAsia="Times New Roman"/>
+                <w:b w:val="0"/>
+                <w:i w:val="0"/>
+                <w:sz w:val="26"/>
+              </w:rPr>
+              <w:t>HS ghi nhiệm vụ vào sổ.</w:t>
+            </w:r>
+          </w:p>
+        </w:tc>
+        <w:tc>
+          <w:tcPr>
+            <w:tcW w:type="dxa" w:w="3611"/>
+          </w:tcPr>
+          <w:p>
+            <w:pPr>
+              <w:spacing w:line="276" w:lineRule="auto"/>
+            </w:pPr>
+          </w:p>
+        </w:tc>
+      </w:tr>
+      <w:tr>
+        <w:tc>
+          <w:tcPr>
+            <w:tcW w:type="dxa" w:w="1805"/>
+          </w:tcPr>
+          <w:p>
+            <w:pPr>
+              <w:spacing w:line="276" w:lineRule="auto"/>
+              <w:jc w:val="center"/>
+            </w:pPr>
+            <w:r>
+              <w:rPr>
+                <w:rFonts w:ascii="Times New Roman" w:hAnsi="Times New Roman" w:cs="Times New Roman" w:eastAsia="Times New Roman"/>
+                <w:b/>
+                <w:i/>
+                <w:sz w:val="26"/>
+              </w:rPr>
+              <w:t>Bước 3:</w:t>
+            </w:r>
+          </w:p>
+          <w:p>
+            <w:r>
+              <w:rPr>
+                <w:rFonts w:ascii="Times New Roman" w:hAnsi="Times New Roman" w:cs="Times New Roman" w:eastAsia="Times New Roman"/>
+                <w:b/>
+                <w:i/>
+                <w:sz w:val="26"/>
+              </w:rPr>
+              <w:t>Báo cáo kết quả</w:t>
+            </w:r>
+          </w:p>
+          <w:p>
+            <w:r>
+              <w:rPr>
+                <w:rFonts w:ascii="Times New Roman" w:hAnsi="Times New Roman" w:cs="Times New Roman" w:eastAsia="Times New Roman"/>
+                <w:b/>
+                <w:i/>
+                <w:sz w:val="26"/>
+              </w:rPr>
+              <w:t>hoạt động</w:t>
+            </w:r>
+          </w:p>
+        </w:tc>
+        <w:tc>
+          <w:tcPr>
+            <w:tcW w:type="dxa" w:w="3610"/>
+          </w:tcPr>
+          <w:p>
+            <w:pPr>
+              <w:spacing w:line="276" w:lineRule="auto"/>
+            </w:pPr>
+            <w:r>
+              <w:rPr>
+                <w:rFonts w:ascii="Times New Roman" w:hAnsi="Times New Roman" w:cs="Times New Roman" w:eastAsia="Times New Roman"/>
+                <w:b w:val="0"/>
+                <w:i w:val="0"/>
+                <w:sz w:val="26"/>
+              </w:rPr>
+              <w:t>Nộp bài tiết sau.</w:t>
+            </w:r>
+          </w:p>
+        </w:tc>
+        <w:tc>
+          <w:tcPr>
+            <w:tcW w:type="dxa" w:w="3611"/>
+          </w:tcPr>
+          <w:p>
+            <w:pPr>
+              <w:spacing w:line="276" w:lineRule="auto"/>
+            </w:pPr>
+          </w:p>
+        </w:tc>
+      </w:tr>
+      <w:tr>
+        <w:tc>
+          <w:tcPr>
+            <w:tcW w:type="dxa" w:w="1805"/>
+          </w:tcPr>
+          <w:p>
+            <w:pPr>
+              <w:spacing w:line="276" w:lineRule="auto"/>
+              <w:jc w:val="center"/>
+            </w:pPr>
+            <w:r>
+              <w:rPr>
+                <w:rFonts w:ascii="Times New Roman" w:hAnsi="Times New Roman" w:cs="Times New Roman" w:eastAsia="Times New Roman"/>
+                <w:b/>
+                <w:i/>
+                <w:sz w:val="26"/>
+              </w:rPr>
+              <w:t>Bước 4:</w:t>
+            </w:r>
+          </w:p>
+          <w:p>
+            <w:r>
+              <w:rPr>
+                <w:rFonts w:ascii="Times New Roman" w:hAnsi="Times New Roman" w:cs="Times New Roman" w:eastAsia="Times New Roman"/>
+                <w:b/>
+                <w:i/>
+                <w:sz w:val="26"/>
+              </w:rPr>
+              <w:t>Giáo viên nhắc nhở</w:t>
+            </w:r>
+          </w:p>
+          <w:p>
+            <w:r>
+              <w:rPr>
+                <w:rFonts w:ascii="Times New Roman" w:hAnsi="Times New Roman" w:cs="Times New Roman" w:eastAsia="Times New Roman"/>
+                <w:b/>
+                <w:i/>
+                <w:sz w:val="26"/>
+              </w:rPr>
+              <w:t>nhiệm vụ về nhà</w:t>
+            </w:r>
+          </w:p>
+        </w:tc>
+        <w:tc>
+          <w:tcPr>
+            <w:tcW w:type="dxa" w:w="3610"/>
+          </w:tcPr>
+          <w:p>
+            <w:pPr>
+              <w:spacing w:line="276" w:lineRule="auto"/>
+            </w:pPr>
+            <w:r>
+              <w:rPr>
+                <w:rFonts w:ascii="Times New Roman" w:hAnsi="Times New Roman" w:cs="Times New Roman" w:eastAsia="Times New Roman"/>
+                <w:b w:val="0"/>
+                <w:i w:val="0"/>
+                <w:sz w:val="26"/>
+              </w:rPr>
+              <w:t>GV dặn dò chuẩn bị SGK Bài 1.</w:t>
+            </w:r>
+          </w:p>
+        </w:tc>
+        <w:tc>
+          <w:tcPr>
+            <w:tcW w:type="dxa" w:w="3611"/>
+          </w:tcPr>
+          <w:p>
+            <w:pPr>
+              <w:spacing w:line="276" w:lineRule="auto"/>
+            </w:pPr>
+          </w:p>
+        </w:tc>
+      </w:tr>
+    </w:tbl>
+    <w:p>
+      <w:pPr>
+        <w:spacing w:line="276" w:lineRule="auto"/>
+      </w:pPr>
     </w:p>
     <w:p>
       <w:pPr>

--- a/KHBD_Tin_học/Lớp_6/Tiết_00/KHBD_Tin_hoc_Lớp_6_Tiet00_Định_hướng_môn_học_Tin_học_6_-_Phương_ph.docx
+++ b/KHBD_Tin_học/Lớp_6/Tiết_00/KHBD_Tin_hoc_Lớp_6_Tiet00_Định_hướng_môn_học_Tin_học_6_-_Phương_ph.docx
@@ -885,7 +885,7 @@
                 <w:i w:val="0"/>
                 <w:sz w:val="26"/>
               </w:rPr>
-              <w:t>GV phát video chào mừng khối 6.</w:t>
+              <w:t>GV phát video chào mừng khối 6 THCS (1-2 phút), sau đó đặt câu hỏi giao lưu.</w:t>
             </w:r>
           </w:p>
         </w:tc>
@@ -897,6 +897,15 @@
             <w:pPr>
               <w:spacing w:line="276" w:lineRule="auto"/>
             </w:pPr>
+            <w:r>
+              <w:rPr>
+                <w:rFonts w:ascii="Times New Roman" w:hAnsi="Times New Roman" w:cs="Times New Roman" w:eastAsia="Times New Roman"/>
+                <w:b w:val="0"/>
+                <w:i w:val="0"/>
+                <w:sz w:val="26"/>
+              </w:rPr>
+              <w:t>HS xem video, theo dõi nội dung và sẵn sàng trả lời câu hỏi.</w:t>
+            </w:r>
           </w:p>
         </w:tc>
       </w:tr>
@@ -958,7 +967,7 @@
                 <w:i w:val="0"/>
                 <w:sz w:val="26"/>
               </w:rPr>
-              <w:t>HS xem video và suy nghĩ câu hỏi.</w:t>
+              <w:t>GV quan sát HS, gợi ý thêm nếu HS chưa phát biểu.</w:t>
             </w:r>
           </w:p>
         </w:tc>
@@ -970,6 +979,15 @@
             <w:pPr>
               <w:spacing w:line="276" w:lineRule="auto"/>
             </w:pPr>
+            <w:r>
+              <w:rPr>
+                <w:rFonts w:ascii="Times New Roman" w:hAnsi="Times New Roman" w:cs="Times New Roman" w:eastAsia="Times New Roman"/>
+                <w:b w:val="0"/>
+                <w:i w:val="0"/>
+                <w:sz w:val="26"/>
+              </w:rPr>
+              <w:t>HS suy nghĩ câu hỏi: "Tin học THCS có gì khác Tiểu học?"</w:t>
+            </w:r>
           </w:p>
         </w:tc>
       </w:tr>
@@ -1031,7 +1049,7 @@
                 <w:i w:val="0"/>
                 <w:sz w:val="26"/>
               </w:rPr>
-              <w:t>2-3 HS phát biểu suy nghĩ.</w:t>
+              <w:t>GV ghi nhanh ý kiến HS lên bảng, khích lệ thêm người phát biểu.</w:t>
             </w:r>
           </w:p>
         </w:tc>
@@ -1043,6 +1061,15 @@
             <w:pPr>
               <w:spacing w:line="276" w:lineRule="auto"/>
             </w:pPr>
+            <w:r>
+              <w:rPr>
+                <w:rFonts w:ascii="Times New Roman" w:hAnsi="Times New Roman" w:cs="Times New Roman" w:eastAsia="Times New Roman"/>
+                <w:b w:val="0"/>
+                <w:i w:val="0"/>
+                <w:sz w:val="26"/>
+              </w:rPr>
+              <w:t>2-3 HS phát biểu suy nghĩ cá nhân trước lớp.</w:t>
+            </w:r>
           </w:p>
         </w:tc>
       </w:tr>
@@ -1104,7 +1131,7 @@
                 <w:i w:val="0"/>
                 <w:sz w:val="26"/>
               </w:rPr>
-              <w:t>GV tổng kết, nhấn mạnh bước chuyển mình quan trọng sang cấp THCS.</w:t>
+              <w:t>GV tổng kết, nhấn mạnh bước chuyển mình quan trọng sang cấp THCS và dẫn vào bài.</w:t>
             </w:r>
           </w:p>
         </w:tc>
@@ -1116,6 +1143,15 @@
             <w:pPr>
               <w:spacing w:line="276" w:lineRule="auto"/>
             </w:pPr>
+            <w:r>
+              <w:rPr>
+                <w:rFonts w:ascii="Times New Roman" w:hAnsi="Times New Roman" w:cs="Times New Roman" w:eastAsia="Times New Roman"/>
+                <w:b w:val="0"/>
+                <w:i w:val="0"/>
+                <w:sz w:val="26"/>
+              </w:rPr>
+              <w:t>HS lắng nghe và ghi chép những điểm mới của môn Tin học THCS.</w:t>
+            </w:r>
           </w:p>
         </w:tc>
       </w:tr>
@@ -1367,7 +1403,7 @@
                 <w:i w:val="0"/>
                 <w:sz w:val="26"/>
               </w:rPr>
-              <w:t>GV chiếu sơ đồ 6 chủ đề môn Tin 6.</w:t>
+              <w:t>GV chiếu sơ đồ 6 chủ đề môn Tin 6, giới thiệu từng chủ đề ngắn gọn.</w:t>
             </w:r>
           </w:p>
         </w:tc>
@@ -1379,6 +1415,15 @@
             <w:pPr>
               <w:spacing w:line="276" w:lineRule="auto"/>
             </w:pPr>
+            <w:r>
+              <w:rPr>
+                <w:rFonts w:ascii="Times New Roman" w:hAnsi="Times New Roman" w:cs="Times New Roman" w:eastAsia="Times New Roman"/>
+                <w:b w:val="0"/>
+                <w:i w:val="0"/>
+                <w:sz w:val="26"/>
+              </w:rPr>
+              <w:t>HS theo dõi sơ đồ và mở SGK Tin 6 trang đầu để đối chiếu.</w:t>
+            </w:r>
           </w:p>
         </w:tc>
       </w:tr>
@@ -1440,7 +1485,7 @@
                 <w:i w:val="0"/>
                 <w:sz w:val="26"/>
               </w:rPr>
-              <w:t>HS quan sát SGK Tin 6 và gạch chân các chủ đề.</w:t>
+              <w:t>GV đặt câu hỏi: "Em thấy chủ đề nào thú vị nhất? Vì sao?"</w:t>
             </w:r>
           </w:p>
         </w:tc>
@@ -1452,6 +1497,15 @@
             <w:pPr>
               <w:spacing w:line="276" w:lineRule="auto"/>
             </w:pPr>
+            <w:r>
+              <w:rPr>
+                <w:rFonts w:ascii="Times New Roman" w:hAnsi="Times New Roman" w:cs="Times New Roman" w:eastAsia="Times New Roman"/>
+                <w:b w:val="0"/>
+                <w:i w:val="0"/>
+                <w:sz w:val="26"/>
+              </w:rPr>
+              <w:t>HS quan sát SGK Tin 6, gạch chân các chủ đề và ghi vở sơ đồ tư duy cá nhân.</w:t>
+            </w:r>
           </w:p>
         </w:tc>
       </w:tr>
@@ -1525,6 +1579,15 @@
             <w:pPr>
               <w:spacing w:line="276" w:lineRule="auto"/>
             </w:pPr>
+            <w:r>
+              <w:rPr>
+                <w:rFonts w:ascii="Times New Roman" w:hAnsi="Times New Roman" w:cs="Times New Roman" w:eastAsia="Times New Roman"/>
+                <w:b w:val="0"/>
+                <w:i w:val="0"/>
+                <w:sz w:val="26"/>
+              </w:rPr>
+              <w:t>HS ghi chép phương pháp học hiệu quả và đặt câu hỏi nếu cần làm rõ.</w:t>
+            </w:r>
           </w:p>
         </w:tc>
       </w:tr>
@@ -1598,6 +1661,15 @@
             <w:pPr>
               <w:spacing w:line="276" w:lineRule="auto"/>
             </w:pPr>
+            <w:r>
+              <w:rPr>
+                <w:rFonts w:ascii="Times New Roman" w:hAnsi="Times New Roman" w:cs="Times New Roman" w:eastAsia="Times New Roman"/>
+                <w:b w:val="0"/>
+                <w:i w:val="0"/>
+                <w:sz w:val="26"/>
+              </w:rPr>
+              <w:t>HS ghi chép tiêu chí đánh giá và kế hoạch phấn đấu cá nhân.</w:t>
+            </w:r>
           </w:p>
         </w:tc>
       </w:tr>
@@ -1849,7 +1921,7 @@
                 <w:i w:val="0"/>
                 <w:sz w:val="26"/>
               </w:rPr>
-              <w:t>GV giao 3 tình huống thực tế cho các nhóm.</w:t>
+              <w:t>GV giao 3 phiếu tình huống thực tế cho các nhóm: tình huống an toàn điện, mạng, bản quyền.</w:t>
             </w:r>
           </w:p>
         </w:tc>
@@ -1861,6 +1933,15 @@
             <w:pPr>
               <w:spacing w:line="276" w:lineRule="auto"/>
             </w:pPr>
+            <w:r>
+              <w:rPr>
+                <w:rFonts w:ascii="Times New Roman" w:hAnsi="Times New Roman" w:cs="Times New Roman" w:eastAsia="Times New Roman"/>
+                <w:b w:val="0"/>
+                <w:i w:val="0"/>
+                <w:sz w:val="26"/>
+              </w:rPr>
+              <w:t>HS nhận phiếu, đọc tình huống và chuẩn bị thảo luận trong nhóm.</w:t>
+            </w:r>
           </w:p>
         </w:tc>
       </w:tr>
@@ -1922,7 +2003,7 @@
                 <w:i w:val="0"/>
                 <w:sz w:val="26"/>
               </w:rPr>
-              <w:t>HS thảo luận phân tích đúng/sai và đưa ra giải pháp.</w:t>
+              <w:t>GV quan sát, gợi ý nhóm gặp khó khăn, đặt câu hỏi phụ nếu cần.</w:t>
             </w:r>
           </w:p>
         </w:tc>
@@ -1934,6 +2015,15 @@
             <w:pPr>
               <w:spacing w:line="276" w:lineRule="auto"/>
             </w:pPr>
+            <w:r>
+              <w:rPr>
+                <w:rFonts w:ascii="Times New Roman" w:hAnsi="Times New Roman" w:cs="Times New Roman" w:eastAsia="Times New Roman"/>
+                <w:b w:val="0"/>
+                <w:i w:val="0"/>
+                <w:sz w:val="26"/>
+              </w:rPr>
+              <w:t>HS thảo luận phân tích đúng/sai từng tình huống và đề xuất giải pháp xử lý.</w:t>
+            </w:r>
           </w:p>
         </w:tc>
       </w:tr>
@@ -1995,7 +2085,7 @@
                 <w:i w:val="0"/>
                 <w:sz w:val="26"/>
               </w:rPr>
-              <w:t>Đại diện nhóm trình bày.</w:t>
+              <w:t>GV mời đại diện nhóm trình bày, ghi kết quả lên bảng.</w:t>
             </w:r>
           </w:p>
         </w:tc>
@@ -2007,6 +2097,15 @@
             <w:pPr>
               <w:spacing w:line="276" w:lineRule="auto"/>
             </w:pPr>
+            <w:r>
+              <w:rPr>
+                <w:rFonts w:ascii="Times New Roman" w:hAnsi="Times New Roman" w:cs="Times New Roman" w:eastAsia="Times New Roman"/>
+                <w:b w:val="0"/>
+                <w:i w:val="0"/>
+                <w:sz w:val="26"/>
+              </w:rPr>
+              <w:t>Đại diện nhóm trình bày kết quả, các nhóm khác lắng nghe và nhận xét.</w:t>
+            </w:r>
           </w:p>
         </w:tc>
       </w:tr>
@@ -2068,7 +2167,7 @@
                 <w:i w:val="0"/>
                 <w:sz w:val="26"/>
               </w:rPr>
-              <w:t>GV nhận xét và chuẩn hóa quy tắc an toàn.</w:t>
+              <w:t>GV nhận xét, chuẩn hóa quy tắc an toàn và chốt 5 nguyên tắc vàng.</w:t>
             </w:r>
           </w:p>
         </w:tc>
@@ -2080,6 +2179,15 @@
             <w:pPr>
               <w:spacing w:line="276" w:lineRule="auto"/>
             </w:pPr>
+            <w:r>
+              <w:rPr>
+                <w:rFonts w:ascii="Times New Roman" w:hAnsi="Times New Roman" w:cs="Times New Roman" w:eastAsia="Times New Roman"/>
+                <w:b w:val="0"/>
+                <w:i w:val="0"/>
+                <w:sz w:val="26"/>
+              </w:rPr>
+              <w:t>HS ghi chép 5 nguyên tắc an toàn số vào vở.</w:t>
+            </w:r>
           </w:p>
         </w:tc>
       </w:tr>
@@ -2324,7 +2432,7 @@
                 <w:i w:val="0"/>
                 <w:sz w:val="26"/>
               </w:rPr>
-              <w:t>GV hướng dẫn cấu trúc bảng kế hoạch.</w:t>
+              <w:t>GV hướng dẫn cấu trúc bảng kế hoạch: Mục tiêu — Kế hoạch tuần — Điểm tự đánh giá.</w:t>
             </w:r>
           </w:p>
         </w:tc>
@@ -2336,6 +2444,15 @@
             <w:pPr>
               <w:spacing w:line="276" w:lineRule="auto"/>
             </w:pPr>
+            <w:r>
+              <w:rPr>
+                <w:rFonts w:ascii="Times New Roman" w:hAnsi="Times New Roman" w:cs="Times New Roman" w:eastAsia="Times New Roman"/>
+                <w:b w:val="0"/>
+                <w:i w:val="0"/>
+                <w:sz w:val="26"/>
+              </w:rPr>
+              <w:t>HS lắng nghe, ghi cấu trúc bảng kế hoạch vào vở.</w:t>
+            </w:r>
           </w:p>
         </w:tc>
       </w:tr>
@@ -2397,7 +2514,7 @@
                 <w:i w:val="0"/>
                 <w:sz w:val="26"/>
               </w:rPr>
-              <w:t>HS ghi nhiệm vụ vào sổ.</w:t>
+              <w:t>GV dặn dò: Hoàn thành bảng kế hoạch tại nhà và mang nộp đầu tiết sau.</w:t>
             </w:r>
           </w:p>
         </w:tc>
@@ -2409,6 +2526,15 @@
             <w:pPr>
               <w:spacing w:line="276" w:lineRule="auto"/>
             </w:pPr>
+            <w:r>
+              <w:rPr>
+                <w:rFonts w:ascii="Times New Roman" w:hAnsi="Times New Roman" w:cs="Times New Roman" w:eastAsia="Times New Roman"/>
+                <w:b w:val="0"/>
+                <w:i w:val="0"/>
+                <w:sz w:val="26"/>
+              </w:rPr>
+              <w:t>HS ghi nhiệm vụ vào sổ tay và hỏi nếu chưa rõ.</w:t>
+            </w:r>
           </w:p>
         </w:tc>
       </w:tr>
@@ -2470,7 +2596,7 @@
                 <w:i w:val="0"/>
                 <w:sz w:val="26"/>
               </w:rPr>
-              <w:t>Nộp bài tiết sau.</w:t>
+              <w:t>GV nhắc nhở: Chuẩn bị SGK Bài 1 và đọc trước trang 6-8.</w:t>
             </w:r>
           </w:p>
         </w:tc>
@@ -2482,6 +2608,15 @@
             <w:pPr>
               <w:spacing w:line="276" w:lineRule="auto"/>
             </w:pPr>
+            <w:r>
+              <w:rPr>
+                <w:rFonts w:ascii="Times New Roman" w:hAnsi="Times New Roman" w:cs="Times New Roman" w:eastAsia="Times New Roman"/>
+                <w:b w:val="0"/>
+                <w:i w:val="0"/>
+                <w:sz w:val="26"/>
+              </w:rPr>
+              <w:t>HS ghi nhớ nhiệm vụ, chuẩn bị SGK cho tiết sau.</w:t>
+            </w:r>
           </w:p>
         </w:tc>
       </w:tr>
@@ -2543,7 +2678,7 @@
                 <w:i w:val="0"/>
                 <w:sz w:val="26"/>
               </w:rPr>
-              <w:t>GV dặn dò chuẩn bị SGK Bài 1.</w:t>
+              <w:t>GV tổng kết tiết học, chúc HS có năm học Tin học thú vị.</w:t>
             </w:r>
           </w:p>
         </w:tc>
@@ -2555,6 +2690,15 @@
             <w:pPr>
               <w:spacing w:line="276" w:lineRule="auto"/>
             </w:pPr>
+            <w:r>
+              <w:rPr>
+                <w:rFonts w:ascii="Times New Roman" w:hAnsi="Times New Roman" w:cs="Times New Roman" w:eastAsia="Times New Roman"/>
+                <w:b w:val="0"/>
+                <w:i w:val="0"/>
+                <w:sz w:val="26"/>
+              </w:rPr>
+              <w:t>HS lắng nghe, thu dọn sách vở và rời phòng máy đúng quy định.</w:t>
+            </w:r>
           </w:p>
         </w:tc>
       </w:tr>

--- a/KHBD_Tin_học/Lớp_6/Tiết_00/KHBD_Tin_hoc_Lớp_6_Tiet00_Định_hướng_môn_học_Tin_học_6_-_Phương_ph.docx
+++ b/KHBD_Tin_học/Lớp_6/Tiết_00/KHBD_Tin_hoc_Lớp_6_Tiet00_Định_hướng_môn_học_Tin_học_6_-_Phương_ph.docx
@@ -2729,35 +2729,56 @@
       <w:r>
         <w:rPr>
           <w:rFonts w:ascii="Times New Roman" w:hAnsi="Times New Roman" w:cs="Times New Roman" w:eastAsia="Times New Roman"/>
-          <w:b/>
+          <w:b w:val="0"/>
           <w:i w:val="0"/>
           <w:sz w:val="26"/>
         </w:rPr>
-        <w:t>….……………………………………………………………………………………………..</w:t>
-      </w:r>
-    </w:p>
-    <w:p>
-      <w:pPr>
-        <w:jc w:val="center"/>
+        <w:t>........................................................................................................................</w:t>
+      </w:r>
+    </w:p>
+    <w:p>
+      <w:pPr>
         <w:spacing w:line="276" w:lineRule="auto"/>
       </w:pPr>
       <w:r>
         <w:rPr>
           <w:rFonts w:ascii="Times New Roman" w:hAnsi="Times New Roman" w:cs="Times New Roman" w:eastAsia="Times New Roman"/>
-          <w:b/>
+          <w:b w:val="0"/>
           <w:i w:val="0"/>
           <w:sz w:val="26"/>
         </w:rPr>
-        <w:t>Lưu ý: Sau 1 tuần mới để phần kí</w:t>
+        <w:t>........................................................................................................................</w:t>
+      </w:r>
+    </w:p>
+    <w:p>
+      <w:pPr>
+        <w:spacing w:line="276" w:lineRule="auto"/>
+      </w:pPr>
+      <w:r>
+        <w:rPr>
+          <w:rFonts w:ascii="Times New Roman" w:hAnsi="Times New Roman" w:cs="Times New Roman" w:eastAsia="Times New Roman"/>
+          <w:b w:val="0"/>
+          <w:i w:val="0"/>
+          <w:sz w:val="26"/>
+        </w:rPr>
+        <w:t>........................................................................................................................</w:t>
+      </w:r>
+    </w:p>
+    <w:p>
+      <w:pPr>
+        <w:spacing w:line="276" w:lineRule="auto"/>
+      </w:pPr>
+      <w:r>
+        <w:rPr>
+          <w:rFonts w:ascii="Times New Roman" w:hAnsi="Times New Roman" w:cs="Times New Roman" w:eastAsia="Times New Roman"/>
+          <w:b w:val="0"/>
+          <w:i w:val="0"/>
+          <w:sz w:val="26"/>
+        </w:rPr>
+        <w:t>........................................................................................................................</w:t>
       </w:r>
     </w:p>
     <w:p/>
-    <w:p>
-      <w:pPr>
-        <w:ind w:firstLine="284"/>
-        <w:spacing w:line="276" w:lineRule="auto"/>
-      </w:pPr>
-    </w:p>
     <w:tbl>
       <w:tblPr>
         <w:tblStyle w:val="a1"/>
